--- a/人工智能基础与应用/讲义/pdf/大模型实训讲义-全书.docx
+++ b/人工智能基础与应用/讲义/pdf/大模型实训讲义-全书.docx
@@ -1162,7 +1162,51 @@
         <w:rPr>
           <w:rFonts w:hint="eastAsia"/>
         </w:rPr>
-        <w:t xml:space="preserve">每讲章节也做了齐备性自检（防排版吞内容）。重生成与维护见</w:t>
+        <w:t xml:space="preserve">每讲章节也做了齐备性自检（防排版吞内容）。</w:t>
+      </w:r>
+    </w:p>
+    <w:p>
+      <w:pPr>
+        <w:pStyle w:val="BodyText"/>
+      </w:pPr>
+      <w:r>
+        <w:rPr>
+          <w:b/>
+          <w:bCs/>
+        </w:rPr>
+        <w:t xml:space="preserve">LaTeX </w:t>
+      </w:r>
+      <w:r>
+        <w:rPr>
+          <w:rFonts w:hint="eastAsia"/>
+          <w:b/>
+          <w:bCs/>
+        </w:rPr>
+        <w:t xml:space="preserve">版</w:t>
+      </w:r>
+      <w:r>
+        <w:rPr>
+          <w:rFonts w:hint="eastAsia"/>
+        </w:rPr>
+        <w:t xml:space="preserve">（同一份内容的真</w:t>
+      </w:r>
+      <w:r>
+        <w:t xml:space="preserve"> LaTeX </w:t>
+      </w:r>
+      <w:r>
+        <w:rPr>
+          <w:rFonts w:hint="eastAsia"/>
+        </w:rPr>
+        <w:t xml:space="preserve">排印，可拿去</w:t>
+      </w:r>
+      <w:r>
+        <w:t xml:space="preserve"> </w:t>
+      </w:r>
+      <w:r>
+        <w:rPr>
+          <w:rFonts w:hint="eastAsia"/>
+        </w:rPr>
+        <w:t xml:space="preserve">Overleaf/本机继续改）：</w:t>
       </w:r>
       <w:r>
         <w:t xml:space="preserve"> </w:t>
@@ -1172,7 +1216,108 @@
           <w:rStyle w:val="VerbatimChar"/>
           <w:rFonts w:hint="eastAsia"/>
         </w:rPr>
+        <w:t xml:space="preserve">讲义/pdf/大模型实训讲义-全书-LaTeX版.pdf</w:t>
+      </w:r>
+      <w:r>
+        <w:t xml:space="preserve"> </w:t>
+      </w:r>
+      <w:r>
+        <w:t xml:space="preserve">+</w:t>
+      </w:r>
+      <w:r>
+        <w:t xml:space="preserve"> </w:t>
+      </w:r>
+      <w:r>
+        <w:rPr>
+          <w:rStyle w:val="VerbatimChar"/>
+        </w:rPr>
+        <w:t xml:space="preserve">.tex</w:t>
+      </w:r>
+      <w:r>
+        <w:rPr>
+          <w:rFonts w:hint="eastAsia"/>
+        </w:rPr>
+        <w:t xml:space="preserve">（15</w:t>
+      </w:r>
+      <w:r>
+        <w:t xml:space="preserve"> </w:t>
+      </w:r>
+      <w:r>
+        <w:rPr>
+          <w:rFonts w:hint="eastAsia"/>
+        </w:rPr>
+        <w:t xml:space="preserve">份</w:t>
+      </w:r>
+      <w:r>
+        <w:t xml:space="preserve"> LaTeX </w:t>
+      </w:r>
+      <w:r>
+        <w:rPr>
+          <w:rFonts w:hint="eastAsia"/>
+        </w:rPr>
+        <w:t xml:space="preserve">产物全部零缺字零错误，见</w:t>
+      </w:r>
+      <w:r>
+        <w:t xml:space="preserve"> </w:t>
+      </w:r>
+      <w:r>
+        <w:rPr>
+          <w:rStyle w:val="VerbatimChar"/>
+          <w:rFonts w:hint="eastAsia"/>
+        </w:rPr>
+        <w:t xml:space="preserve">环境/pdf/latex/README.md</w:t>
+      </w:r>
+      <w:r>
+        <w:rPr>
+          <w:rFonts w:hint="eastAsia"/>
+        </w:rPr>
+        <w:t xml:space="preserve">）。</w:t>
+      </w:r>
+    </w:p>
+    <w:p>
+      <w:pPr>
+        <w:pStyle w:val="BodyText"/>
+      </w:pPr>
+      <w:r>
+        <w:rPr>
+          <w:rFonts w:hint="eastAsia"/>
+        </w:rPr>
+        <w:t xml:space="preserve">重生成与维护见</w:t>
+      </w:r>
+      <w:r>
+        <w:t xml:space="preserve"> </w:t>
+      </w:r>
+      <w:r>
+        <w:rPr>
+          <w:rStyle w:val="VerbatimChar"/>
+          <w:rFonts w:hint="eastAsia"/>
+        </w:rPr>
         <w:t xml:space="preserve">环境/pdf/README.md</w:t>
+      </w:r>
+      <w:r>
+        <w:rPr>
+          <w:rFonts w:hint="eastAsia"/>
+        </w:rPr>
+        <w:t xml:space="preserve">；LaTeX</w:t>
+      </w:r>
+      <w:r>
+        <w:t xml:space="preserve"> </w:t>
+      </w:r>
+      <w:r>
+        <w:rPr>
+          <w:rFonts w:hint="eastAsia"/>
+        </w:rPr>
+        <w:t xml:space="preserve">通道见</w:t>
+      </w:r>
+      <w:r>
+        <w:t xml:space="preserve"> </w:t>
+      </w:r>
+      <w:r>
+        <w:rPr>
+          <w:rStyle w:val="VerbatimChar"/>
+          <w:rFonts w:hint="eastAsia"/>
+        </w:rPr>
+        <w:t xml:space="preserve">环境/pdf/latex/README.md</w:t>
       </w:r>
       <w:r>
         <w:t xml:space="preserve">。</w:t>
